--- a/NEO.docx
+++ b/NEO.docx
@@ -743,7 +743,12 @@
     </w:p>
     <w:p>
       <w:r>
-        <w:t xml:space="preserve">  identifies required remote CI as a separate concrete constraint.</w:t>
+        <w:t xml:space="preserve">  carries the same affected-contract selection into actual GitHub workflows</w:t>
+      </w:r>
+    </w:p>
+    <w:p>
+      <w:r>
+        <w:t xml:space="preserve">  and distinguishes product requirements from advisory repository maintenance.</w:t>
       </w:r>
     </w:p>
     <w:p>
